--- a/docs/docx/Tahap-3-Implementasi.docx
+++ b/docs/docx/Tahap-3-Implementasi.docx
@@ -4400,7 +4400,7 @@
                 <w:b w:val="0"/>
                 <w:sz w:val="19"/>
               </w:rPr>
-              <w:t>AGP 8.11.1, Kotlin 2.1.0</w:t>
+              <w:t>AGP 8.11.1, Kotlin 2.2.20</w:t>
             </w:r>
           </w:p>
         </w:tc>
@@ -4417,7 +4417,7 @@
                 <w:b w:val="0"/>
                 <w:sz w:val="19"/>
               </w:rPr>
-              <w:t>Kompatibel dengan Gradle 8.14 dan Java 17–20</w:t>
+              <w:t>Kompatibel dengan Gradle 8.14 dan Java 17-20</w:t>
             </w:r>
           </w:p>
         </w:tc>

--- a/docs/docx/Tahap-3-Implementasi.docx
+++ b/docs/docx/Tahap-3-Implementasi.docx
@@ -868,17 +868,13 @@
         <w:br/>
         <w:t>// ...</w:t>
         <w:br/>
-        <w:t>Row(</w:t>
+        <w:t>if (compact)</w:t>
         <w:br/>
-        <w:t xml:space="preserve">  children: [</w:t>
+        <w:t xml:space="preserve">  MobileAppHeader(...)   // brand + riwayat + menu overflow</w:t>
         <w:br/>
-        <w:t xml:space="preserve">    if (!compact) const AppSidebar(),</w:t>
+        <w:t>else</w:t>
         <w:br/>
-        <w:t xml:space="preserve">    Expanded(child: /* top bar + halaman + footer */),</w:t>
-        <w:br/>
-        <w:t xml:space="preserve">  ],</w:t>
-        <w:br/>
-        <w:t>)</w:t>
+        <w:t xml:space="preserve">  AppTopBar(...);        // toolbar desktop</w:t>
         <w:br/>
         <w:t>// ...</w:t>
         <w:br/>
@@ -899,7 +895,15 @@
         <w:rPr>
           <w:b w:val="0"/>
         </w:rPr>
-        <w:t xml:space="preserve"> bottom navigation 5 tab, tanpa sidebar, footer disembunyikan, </w:t>
+        <w:t xml:space="preserve"> header aplikasi, bottom navigation 5 tab, tanpa sidebar,</w:t>
+      </w:r>
+    </w:p>
+    <w:p>
+      <w:r>
+        <w:rPr>
+          <w:b w:val="0"/>
+        </w:rPr>
+        <w:t xml:space="preserve">footer disembunyikan, </w:t>
       </w:r>
       <w:r>
         <w:rPr>
@@ -913,7 +917,7 @@
         <w:rPr>
           <w:b w:val="0"/>
         </w:rPr>
-        <w:t xml:space="preserve"> aktif.</w:t>
+        <w:t xml:space="preserve"> aktif, FAB bantuan berbentuk bulat 52 px.</w:t>
       </w:r>
     </w:p>
     <w:p>
@@ -930,7 +934,7 @@
         <w:rPr>
           <w:b w:val="0"/>
         </w:rPr>
-        <w:t xml:space="preserve"> sidebar 228 px + konten.</w:t>
+        <w:t xml:space="preserve"> sidebar 228 px + toolbar desktop + konten.</w:t>
       </w:r>
     </w:p>
     <w:p>
@@ -984,25 +988,46 @@
         <w:rPr>
           <w:b/>
         </w:rPr>
-        <w:t>&lt; 1000 px:</w:t>
+        <w:t>&lt; 700 px (ponsel):</w:t>
       </w:r>
       <w:r>
         <w:rPr>
           <w:b w:val="0"/>
         </w:rPr>
-        <w:t xml:space="preserve"> satu kolom gulir vertikal berisi Studio → Nmap → Aktivitas → Library → Threat → Monitoring. Tidak ada </w:t>
+        <w:t xml:space="preserve"> kartu sambutan “Mobile Security Studio”, alat cepat</w:t>
       </w:r>
+    </w:p>
+    <w:p>
       <w:r>
         <w:rPr>
-          <w:i/>
+          <w:b w:val="0"/>
         </w:rPr>
-        <w:t>horizontal scroll</w:t>
+        <w:t>horizontal (One-Liner, Exploit, Monitor), lalu satu kolom gulir vertikal</w:t>
+      </w:r>
+    </w:p>
+    <w:p>
+      <w:r>
+        <w:rPr>
+          <w:b w:val="0"/>
+        </w:rPr>
+        <w:t>Studio → Riwayat → Nmap → Library → Threat → Monitoring.</w:t>
+      </w:r>
+    </w:p>
+    <w:p>
+      <w:pPr>
+        <w:pStyle w:val="ListBullet"/>
+      </w:pPr>
+      <w:r>
+        <w:rPr>
+          <w:b/>
+        </w:rPr>
+        <w:t>700–999 px (tablet):</w:t>
       </w:r>
       <w:r>
         <w:rPr>
           <w:b w:val="0"/>
         </w:rPr>
-        <w:t>.</w:t>
+        <w:t xml:space="preserve"> satu kolom tanpa hero, padding 14 px.</w:t>
       </w:r>
     </w:p>
     <w:p>
@@ -1020,6 +1045,46 @@
           <w:b w:val="0"/>
         </w:rPr>
         <w:t xml:space="preserve"> tiga kolom (6:4:3) dengan masing-masing kolom dapat digulir.</w:t>
+      </w:r>
+    </w:p>
+    <w:p>
+      <w:r>
+        <w:rPr>
+          <w:b w:val="0"/>
+        </w:rPr>
+        <w:t xml:space="preserve">Breakpoint 700 px mengubah </w:t>
+      </w:r>
+      <w:r>
+        <w:rPr>
+          <w:b/>
+        </w:rPr>
+        <w:t>struktur</w:t>
+      </w:r>
+      <w:r>
+        <w:rPr>
+          <w:b w:val="0"/>
+        </w:rPr>
+        <w:t xml:space="preserve"> (header, FAB, padding), bukan sekadar</w:t>
+      </w:r>
+    </w:p>
+    <w:p>
+      <w:r>
+        <w:rPr>
+          <w:b w:val="0"/>
+        </w:rPr>
+        <w:t xml:space="preserve">mengecilkan ukuran. Tidak ada </w:t>
+      </w:r>
+      <w:r>
+        <w:rPr>
+          <w:i/>
+        </w:rPr>
+        <w:t>horizontal scroll</w:t>
+      </w:r>
+      <w:r>
+        <w:rPr>
+          <w:b w:val="0"/>
+        </w:rPr>
+        <w:t xml:space="preserve"> pada 390 × 844.</w:t>
       </w:r>
     </w:p>
     <w:p>
@@ -1115,7 +1180,44 @@
                 <w:b w:val="0"/>
                 <w:sz w:val="19"/>
               </w:rPr>
-              <w:t>Judul halaman + aksi riwayat/ekspor/tentang yang berfungsi</w:t>
+              <w:t>Toolbar desktop: judul halaman + aksi riwayat/ekspor/tentang</w:t>
+            </w:r>
+          </w:p>
+        </w:tc>
+      </w:tr>
+      <w:tr>
+        <w:tc>
+          <w:tcPr>
+            <w:tcW w:type="dxa" w:w="4824"/>
+          </w:tcPr>
+          <w:p>
+            <w:pPr>
+              <w:spacing w:after="0"/>
+            </w:pPr>
+            <w:r>
+              <w:rPr>
+                <w:rFonts w:ascii="Consolas" w:hAnsi="Consolas"/>
+                <w:color w:val="9C270B"/>
+                <w:sz w:val="19"/>
+              </w:rPr>
+              <w:t>mobile_app_header.dart</w:t>
+            </w:r>
+          </w:p>
+        </w:tc>
+        <w:tc>
+          <w:tcPr>
+            <w:tcW w:type="dxa" w:w="4824"/>
+          </w:tcPr>
+          <w:p>
+            <w:pPr>
+              <w:spacing w:after="0"/>
+            </w:pPr>
+            <w:r>
+              <w:rPr>
+                <w:b w:val="0"/>
+                <w:sz w:val="19"/>
+              </w:rPr>
+              <w:t>Header mobile: brand, judul halaman, badge riwayat, menu overflow</w:t>
             </w:r>
           </w:p>
         </w:tc>
